--- a/ZoneControl_Algoritmus.docx
+++ b/ZoneControl_Algoritmus.docx
@@ -185,7 +185,7 @@
           <w:r>
             <w:fldChar w:fldCharType="separate"/>
           </w:r>
-          <w:hyperlink w:anchor="_Toc242179788" w:history="1">
+          <w:hyperlink w:anchor="_Toc242180908" w:history="1">
             <w:r>
               <w:rPr>
                 <w:rStyle w:val="Hiperhivatkozs"/>
@@ -229,7 +229,492 @@
                 <w:noProof/>
                 <w:webHidden/>
               </w:rPr>
-              <w:instrText xml:space="preserve"> PAGEREF _Toc242179788 \h </w:instrText>
+              <w:instrText xml:space="preserve"> PAGEREF _Toc242180908 \h </w:instrText>
+            </w:r>
+            <w:r>
+              <w:rPr>
+                <w:noProof/>
+                <w:webHidden/>
+              </w:rPr>
+            </w:r>
+            <w:r>
+              <w:rPr>
+                <w:noProof/>
+                <w:webHidden/>
+              </w:rPr>
+              <w:fldChar w:fldCharType="separate"/>
+            </w:r>
+            <w:r>
+              <w:rPr>
+                <w:noProof/>
+                <w:webHidden/>
+              </w:rPr>
+              <w:t>3</w:t>
+            </w:r>
+            <w:r>
+              <w:rPr>
+                <w:noProof/>
+                <w:webHidden/>
+              </w:rPr>
+              <w:fldChar w:fldCharType="end"/>
+            </w:r>
+          </w:hyperlink>
+        </w:p>
+        <w:p>
+          <w:pPr>
+            <w:pStyle w:val="TJ2"/>
+            <w:tabs>
+              <w:tab w:val="left" w:pos="880"/>
+              <w:tab w:val="right" w:leader="dot" w:pos="9346"/>
+            </w:tabs>
+            <w:rPr>
+              <w:rFonts w:asciiTheme="minorHAnsi" w:eastAsiaTheme="minorEastAsia" w:hAnsiTheme="minorHAnsi" w:cstheme="minorBidi"/>
+              <w:noProof/>
+              <w:sz w:val="22"/>
+              <w:szCs w:val="22"/>
+              <w:lang w:eastAsia="hu-HU"/>
+            </w:rPr>
+          </w:pPr>
+          <w:hyperlink w:anchor="_Toc242180909" w:history="1">
+            <w:r>
+              <w:rPr>
+                <w:rStyle w:val="Hiperhivatkozs"/>
+                <w:noProof/>
+              </w:rPr>
+              <w:t>1.1.</w:t>
+            </w:r>
+            <w:r>
+              <w:rPr>
+                <w:rFonts w:asciiTheme="minorHAnsi" w:eastAsiaTheme="minorEastAsia" w:hAnsiTheme="minorHAnsi" w:cstheme="minorBidi"/>
+                <w:noProof/>
+                <w:sz w:val="22"/>
+                <w:szCs w:val="22"/>
+                <w:lang w:eastAsia="hu-HU"/>
+              </w:rPr>
+              <w:tab/>
+            </w:r>
+            <w:r>
+              <w:rPr>
+                <w:rStyle w:val="Hiperhivatkozs"/>
+                <w:b/>
+                <w:bCs/>
+                <w:noProof/>
+              </w:rPr>
+              <w:t>Cél:</w:t>
+            </w:r>
+            <w:r>
+              <w:rPr>
+                <w:noProof/>
+                <w:webHidden/>
+              </w:rPr>
+              <w:tab/>
+            </w:r>
+            <w:r>
+              <w:rPr>
+                <w:noProof/>
+                <w:webHidden/>
+              </w:rPr>
+              <w:fldChar w:fldCharType="begin"/>
+            </w:r>
+            <w:r>
+              <w:rPr>
+                <w:noProof/>
+                <w:webHidden/>
+              </w:rPr>
+              <w:instrText xml:space="preserve"> PAGEREF _Toc242180909 \h </w:instrText>
+            </w:r>
+            <w:r>
+              <w:rPr>
+                <w:noProof/>
+                <w:webHidden/>
+              </w:rPr>
+            </w:r>
+            <w:r>
+              <w:rPr>
+                <w:noProof/>
+                <w:webHidden/>
+              </w:rPr>
+              <w:fldChar w:fldCharType="separate"/>
+            </w:r>
+            <w:r>
+              <w:rPr>
+                <w:noProof/>
+                <w:webHidden/>
+              </w:rPr>
+              <w:t>3</w:t>
+            </w:r>
+            <w:r>
+              <w:rPr>
+                <w:noProof/>
+                <w:webHidden/>
+              </w:rPr>
+              <w:fldChar w:fldCharType="end"/>
+            </w:r>
+          </w:hyperlink>
+        </w:p>
+        <w:p>
+          <w:pPr>
+            <w:pStyle w:val="TJ2"/>
+            <w:tabs>
+              <w:tab w:val="left" w:pos="880"/>
+              <w:tab w:val="right" w:leader="dot" w:pos="9346"/>
+            </w:tabs>
+            <w:rPr>
+              <w:rFonts w:asciiTheme="minorHAnsi" w:eastAsiaTheme="minorEastAsia" w:hAnsiTheme="minorHAnsi" w:cstheme="minorBidi"/>
+              <w:noProof/>
+              <w:sz w:val="22"/>
+              <w:szCs w:val="22"/>
+              <w:lang w:eastAsia="hu-HU"/>
+            </w:rPr>
+          </w:pPr>
+          <w:hyperlink w:anchor="_Toc242180910" w:history="1">
+            <w:r>
+              <w:rPr>
+                <w:rStyle w:val="Hiperhivatkozs"/>
+                <w:noProof/>
+              </w:rPr>
+              <w:t>1.2.</w:t>
+            </w:r>
+            <w:r>
+              <w:rPr>
+                <w:rFonts w:asciiTheme="minorHAnsi" w:eastAsiaTheme="minorEastAsia" w:hAnsiTheme="minorHAnsi" w:cstheme="minorBidi"/>
+                <w:noProof/>
+                <w:sz w:val="22"/>
+                <w:szCs w:val="22"/>
+                <w:lang w:eastAsia="hu-HU"/>
+              </w:rPr>
+              <w:tab/>
+            </w:r>
+            <w:r>
+              <w:rPr>
+                <w:rStyle w:val="Hiperhivatkozs"/>
+                <w:b/>
+                <w:bCs/>
+                <w:noProof/>
+              </w:rPr>
+              <w:t>UI Interakció:</w:t>
+            </w:r>
+            <w:r>
+              <w:rPr>
+                <w:noProof/>
+                <w:webHidden/>
+              </w:rPr>
+              <w:tab/>
+            </w:r>
+            <w:r>
+              <w:rPr>
+                <w:noProof/>
+                <w:webHidden/>
+              </w:rPr>
+              <w:fldChar w:fldCharType="begin"/>
+            </w:r>
+            <w:r>
+              <w:rPr>
+                <w:noProof/>
+                <w:webHidden/>
+              </w:rPr>
+              <w:instrText xml:space="preserve"> PAGEREF _Toc242180910 \h </w:instrText>
+            </w:r>
+            <w:r>
+              <w:rPr>
+                <w:noProof/>
+                <w:webHidden/>
+              </w:rPr>
+            </w:r>
+            <w:r>
+              <w:rPr>
+                <w:noProof/>
+                <w:webHidden/>
+              </w:rPr>
+              <w:fldChar w:fldCharType="separate"/>
+            </w:r>
+            <w:r>
+              <w:rPr>
+                <w:noProof/>
+                <w:webHidden/>
+              </w:rPr>
+              <w:t>3</w:t>
+            </w:r>
+            <w:r>
+              <w:rPr>
+                <w:noProof/>
+                <w:webHidden/>
+              </w:rPr>
+              <w:fldChar w:fldCharType="end"/>
+            </w:r>
+          </w:hyperlink>
+        </w:p>
+        <w:p>
+          <w:pPr>
+            <w:pStyle w:val="TJ2"/>
+            <w:tabs>
+              <w:tab w:val="left" w:pos="880"/>
+              <w:tab w:val="right" w:leader="dot" w:pos="9346"/>
+            </w:tabs>
+            <w:rPr>
+              <w:rFonts w:asciiTheme="minorHAnsi" w:eastAsiaTheme="minorEastAsia" w:hAnsiTheme="minorHAnsi" w:cstheme="minorBidi"/>
+              <w:noProof/>
+              <w:sz w:val="22"/>
+              <w:szCs w:val="22"/>
+              <w:lang w:eastAsia="hu-HU"/>
+            </w:rPr>
+          </w:pPr>
+          <w:hyperlink w:anchor="_Toc242180911" w:history="1">
+            <w:r>
+              <w:rPr>
+                <w:rStyle w:val="Hiperhivatkozs"/>
+                <w:noProof/>
+              </w:rPr>
+              <w:t>1.3.</w:t>
+            </w:r>
+            <w:r>
+              <w:rPr>
+                <w:rFonts w:asciiTheme="minorHAnsi" w:eastAsiaTheme="minorEastAsia" w:hAnsiTheme="minorHAnsi" w:cstheme="minorBidi"/>
+                <w:noProof/>
+                <w:sz w:val="22"/>
+                <w:szCs w:val="22"/>
+                <w:lang w:eastAsia="hu-HU"/>
+              </w:rPr>
+              <w:tab/>
+            </w:r>
+            <w:r>
+              <w:rPr>
+                <w:rStyle w:val="Hiperhivatkozs"/>
+                <w:b/>
+                <w:bCs/>
+                <w:noProof/>
+              </w:rPr>
+              <w:t>Bemenet</w:t>
+            </w:r>
+            <w:r>
+              <w:rPr>
+                <w:rStyle w:val="Hiperhivatkozs"/>
+                <w:noProof/>
+              </w:rPr>
+              <w:t>:</w:t>
+            </w:r>
+            <w:r>
+              <w:rPr>
+                <w:noProof/>
+                <w:webHidden/>
+              </w:rPr>
+              <w:tab/>
+            </w:r>
+            <w:r>
+              <w:rPr>
+                <w:noProof/>
+                <w:webHidden/>
+              </w:rPr>
+              <w:fldChar w:fldCharType="begin"/>
+            </w:r>
+            <w:r>
+              <w:rPr>
+                <w:noProof/>
+                <w:webHidden/>
+              </w:rPr>
+              <w:instrText xml:space="preserve"> PAGEREF _Toc242180911 \h </w:instrText>
+            </w:r>
+            <w:r>
+              <w:rPr>
+                <w:noProof/>
+                <w:webHidden/>
+              </w:rPr>
+            </w:r>
+            <w:r>
+              <w:rPr>
+                <w:noProof/>
+                <w:webHidden/>
+              </w:rPr>
+              <w:fldChar w:fldCharType="separate"/>
+            </w:r>
+            <w:r>
+              <w:rPr>
+                <w:noProof/>
+                <w:webHidden/>
+              </w:rPr>
+              <w:t>3</w:t>
+            </w:r>
+            <w:r>
+              <w:rPr>
+                <w:noProof/>
+                <w:webHidden/>
+              </w:rPr>
+              <w:fldChar w:fldCharType="end"/>
+            </w:r>
+          </w:hyperlink>
+        </w:p>
+        <w:p>
+          <w:pPr>
+            <w:pStyle w:val="TJ2"/>
+            <w:tabs>
+              <w:tab w:val="left" w:pos="880"/>
+              <w:tab w:val="right" w:leader="dot" w:pos="9346"/>
+            </w:tabs>
+            <w:rPr>
+              <w:rFonts w:asciiTheme="minorHAnsi" w:eastAsiaTheme="minorEastAsia" w:hAnsiTheme="minorHAnsi" w:cstheme="minorBidi"/>
+              <w:noProof/>
+              <w:sz w:val="22"/>
+              <w:szCs w:val="22"/>
+              <w:lang w:eastAsia="hu-HU"/>
+            </w:rPr>
+          </w:pPr>
+          <w:hyperlink w:anchor="_Toc242180912" w:history="1">
+            <w:r>
+              <w:rPr>
+                <w:rStyle w:val="Hiperhivatkozs"/>
+                <w:noProof/>
+              </w:rPr>
+              <w:t>1.4.</w:t>
+            </w:r>
+            <w:r>
+              <w:rPr>
+                <w:rFonts w:asciiTheme="minorHAnsi" w:eastAsiaTheme="minorEastAsia" w:hAnsiTheme="minorHAnsi" w:cstheme="minorBidi"/>
+                <w:noProof/>
+                <w:sz w:val="22"/>
+                <w:szCs w:val="22"/>
+                <w:lang w:eastAsia="hu-HU"/>
+              </w:rPr>
+              <w:tab/>
+            </w:r>
+            <w:r>
+              <w:rPr>
+                <w:rStyle w:val="Hiperhivatkozs"/>
+                <w:b/>
+                <w:bCs/>
+                <w:noProof/>
+              </w:rPr>
+              <w:t>UI kimenet</w:t>
+            </w:r>
+            <w:r>
+              <w:rPr>
+                <w:rStyle w:val="Hiperhivatkozs"/>
+                <w:noProof/>
+              </w:rPr>
+              <w:t>:</w:t>
+            </w:r>
+            <w:r>
+              <w:rPr>
+                <w:noProof/>
+                <w:webHidden/>
+              </w:rPr>
+              <w:tab/>
+            </w:r>
+            <w:r>
+              <w:rPr>
+                <w:noProof/>
+                <w:webHidden/>
+              </w:rPr>
+              <w:fldChar w:fldCharType="begin"/>
+            </w:r>
+            <w:r>
+              <w:rPr>
+                <w:noProof/>
+                <w:webHidden/>
+              </w:rPr>
+              <w:instrText xml:space="preserve"> PAGEREF _Toc242180912 \h </w:instrText>
+            </w:r>
+            <w:r>
+              <w:rPr>
+                <w:noProof/>
+                <w:webHidden/>
+              </w:rPr>
+            </w:r>
+            <w:r>
+              <w:rPr>
+                <w:noProof/>
+                <w:webHidden/>
+              </w:rPr>
+              <w:fldChar w:fldCharType="separate"/>
+            </w:r>
+            <w:r>
+              <w:rPr>
+                <w:noProof/>
+                <w:webHidden/>
+              </w:rPr>
+              <w:t>3</w:t>
+            </w:r>
+            <w:r>
+              <w:rPr>
+                <w:noProof/>
+                <w:webHidden/>
+              </w:rPr>
+              <w:fldChar w:fldCharType="end"/>
+            </w:r>
+          </w:hyperlink>
+        </w:p>
+        <w:p>
+          <w:pPr>
+            <w:pStyle w:val="TJ2"/>
+            <w:tabs>
+              <w:tab w:val="left" w:pos="880"/>
+              <w:tab w:val="right" w:leader="dot" w:pos="9346"/>
+            </w:tabs>
+            <w:rPr>
+              <w:rFonts w:asciiTheme="minorHAnsi" w:eastAsiaTheme="minorEastAsia" w:hAnsiTheme="minorHAnsi" w:cstheme="minorBidi"/>
+              <w:noProof/>
+              <w:sz w:val="22"/>
+              <w:szCs w:val="22"/>
+              <w:lang w:eastAsia="hu-HU"/>
+            </w:rPr>
+          </w:pPr>
+          <w:hyperlink w:anchor="_Toc242180913" w:history="1">
+            <w:r>
+              <w:rPr>
+                <w:rStyle w:val="Hiperhivatkozs"/>
+                <w:rFonts w:cstheme="minorHAnsi"/>
+                <w:noProof/>
+              </w:rPr>
+              <w:t>1.5.</w:t>
+            </w:r>
+            <w:r>
+              <w:rPr>
+                <w:rFonts w:asciiTheme="minorHAnsi" w:eastAsiaTheme="minorEastAsia" w:hAnsiTheme="minorHAnsi" w:cstheme="minorBidi"/>
+                <w:noProof/>
+                <w:sz w:val="22"/>
+                <w:szCs w:val="22"/>
+                <w:lang w:eastAsia="hu-HU"/>
+              </w:rPr>
+              <w:tab/>
+            </w:r>
+            <w:r>
+              <w:rPr>
+                <w:rStyle w:val="Hiperhivatkozs"/>
+                <w:b/>
+                <w:bCs/>
+                <w:noProof/>
+              </w:rPr>
+              <w:t>Eljárás</w:t>
+            </w:r>
+            <w:r>
+              <w:rPr>
+                <w:rStyle w:val="Hiperhivatkozs"/>
+                <w:rFonts w:cstheme="minorHAnsi"/>
+                <w:b/>
+                <w:bCs/>
+                <w:noProof/>
+              </w:rPr>
+              <w:t>:</w:t>
+            </w:r>
+            <w:r>
+              <w:rPr>
+                <w:noProof/>
+                <w:webHidden/>
+              </w:rPr>
+              <w:tab/>
+            </w:r>
+            <w:r>
+              <w:rPr>
+                <w:noProof/>
+                <w:webHidden/>
+              </w:rPr>
+              <w:fldChar w:fldCharType="begin"/>
+            </w:r>
+            <w:r>
+              <w:rPr>
+                <w:noProof/>
+                <w:webHidden/>
+              </w:rPr>
+              <w:instrText xml:space="preserve"> PAGEREF _Toc242180913 \h </w:instrText>
             </w:r>
             <w:r>
               <w:rPr>
@@ -275,7 +760,7 @@
               <w:lang w:eastAsia="hu-HU"/>
             </w:rPr>
           </w:pPr>
-          <w:hyperlink w:anchor="_Toc242179789" w:history="1">
+          <w:hyperlink w:anchor="_Toc242180914" w:history="1">
             <w:r>
               <w:rPr>
                 <w:rStyle w:val="Hiperhivatkozs"/>
@@ -319,7 +804,580 @@
                 <w:noProof/>
                 <w:webHidden/>
               </w:rPr>
-              <w:instrText xml:space="preserve"> PAGEREF _Toc242179789 \h </w:instrText>
+              <w:instrText xml:space="preserve"> PAGEREF _Toc242180914 \h </w:instrText>
+            </w:r>
+            <w:r>
+              <w:rPr>
+                <w:noProof/>
+                <w:webHidden/>
+              </w:rPr>
+            </w:r>
+            <w:r>
+              <w:rPr>
+                <w:noProof/>
+                <w:webHidden/>
+              </w:rPr>
+              <w:fldChar w:fldCharType="separate"/>
+            </w:r>
+            <w:r>
+              <w:rPr>
+                <w:noProof/>
+                <w:webHidden/>
+              </w:rPr>
+              <w:t>4</w:t>
+            </w:r>
+            <w:r>
+              <w:rPr>
+                <w:noProof/>
+                <w:webHidden/>
+              </w:rPr>
+              <w:fldChar w:fldCharType="end"/>
+            </w:r>
+          </w:hyperlink>
+        </w:p>
+        <w:p>
+          <w:pPr>
+            <w:pStyle w:val="TJ2"/>
+            <w:tabs>
+              <w:tab w:val="left" w:pos="880"/>
+              <w:tab w:val="right" w:leader="dot" w:pos="9346"/>
+            </w:tabs>
+            <w:rPr>
+              <w:rFonts w:asciiTheme="minorHAnsi" w:eastAsiaTheme="minorEastAsia" w:hAnsiTheme="minorHAnsi" w:cstheme="minorBidi"/>
+              <w:noProof/>
+              <w:sz w:val="22"/>
+              <w:szCs w:val="22"/>
+              <w:lang w:eastAsia="hu-HU"/>
+            </w:rPr>
+          </w:pPr>
+          <w:hyperlink w:anchor="_Toc242180915" w:history="1">
+            <w:r>
+              <w:rPr>
+                <w:rStyle w:val="Hiperhivatkozs"/>
+                <w:noProof/>
+              </w:rPr>
+              <w:t>2.1.</w:t>
+            </w:r>
+            <w:r>
+              <w:rPr>
+                <w:rFonts w:asciiTheme="minorHAnsi" w:eastAsiaTheme="minorEastAsia" w:hAnsiTheme="minorHAnsi" w:cstheme="minorBidi"/>
+                <w:noProof/>
+                <w:sz w:val="22"/>
+                <w:szCs w:val="22"/>
+                <w:lang w:eastAsia="hu-HU"/>
+              </w:rPr>
+              <w:tab/>
+            </w:r>
+            <w:r>
+              <w:rPr>
+                <w:rStyle w:val="Hiperhivatkozs"/>
+                <w:b/>
+                <w:bCs/>
+                <w:noProof/>
+              </w:rPr>
+              <w:t>Cél:</w:t>
+            </w:r>
+            <w:r>
+              <w:rPr>
+                <w:noProof/>
+                <w:webHidden/>
+              </w:rPr>
+              <w:tab/>
+            </w:r>
+            <w:r>
+              <w:rPr>
+                <w:noProof/>
+                <w:webHidden/>
+              </w:rPr>
+              <w:fldChar w:fldCharType="begin"/>
+            </w:r>
+            <w:r>
+              <w:rPr>
+                <w:noProof/>
+                <w:webHidden/>
+              </w:rPr>
+              <w:instrText xml:space="preserve"> PAGEREF _Toc242180915 \h </w:instrText>
+            </w:r>
+            <w:r>
+              <w:rPr>
+                <w:noProof/>
+                <w:webHidden/>
+              </w:rPr>
+            </w:r>
+            <w:r>
+              <w:rPr>
+                <w:noProof/>
+                <w:webHidden/>
+              </w:rPr>
+              <w:fldChar w:fldCharType="separate"/>
+            </w:r>
+            <w:r>
+              <w:rPr>
+                <w:noProof/>
+                <w:webHidden/>
+              </w:rPr>
+              <w:t>4</w:t>
+            </w:r>
+            <w:r>
+              <w:rPr>
+                <w:noProof/>
+                <w:webHidden/>
+              </w:rPr>
+              <w:fldChar w:fldCharType="end"/>
+            </w:r>
+          </w:hyperlink>
+        </w:p>
+        <w:p>
+          <w:pPr>
+            <w:pStyle w:val="TJ2"/>
+            <w:tabs>
+              <w:tab w:val="left" w:pos="880"/>
+              <w:tab w:val="right" w:leader="dot" w:pos="9346"/>
+            </w:tabs>
+            <w:rPr>
+              <w:rFonts w:asciiTheme="minorHAnsi" w:eastAsiaTheme="minorEastAsia" w:hAnsiTheme="minorHAnsi" w:cstheme="minorBidi"/>
+              <w:noProof/>
+              <w:sz w:val="22"/>
+              <w:szCs w:val="22"/>
+              <w:lang w:eastAsia="hu-HU"/>
+            </w:rPr>
+          </w:pPr>
+          <w:hyperlink w:anchor="_Toc242180916" w:history="1">
+            <w:r>
+              <w:rPr>
+                <w:rStyle w:val="Hiperhivatkozs"/>
+                <w:noProof/>
+              </w:rPr>
+              <w:t>2.2.</w:t>
+            </w:r>
+            <w:r>
+              <w:rPr>
+                <w:rFonts w:asciiTheme="minorHAnsi" w:eastAsiaTheme="minorEastAsia" w:hAnsiTheme="minorHAnsi" w:cstheme="minorBidi"/>
+                <w:noProof/>
+                <w:sz w:val="22"/>
+                <w:szCs w:val="22"/>
+                <w:lang w:eastAsia="hu-HU"/>
+              </w:rPr>
+              <w:tab/>
+            </w:r>
+            <w:r>
+              <w:rPr>
+                <w:rStyle w:val="Hiperhivatkozs"/>
+                <w:b/>
+                <w:bCs/>
+                <w:noProof/>
+              </w:rPr>
+              <w:t>UI Interakció:</w:t>
+            </w:r>
+            <w:r>
+              <w:rPr>
+                <w:noProof/>
+                <w:webHidden/>
+              </w:rPr>
+              <w:tab/>
+            </w:r>
+            <w:r>
+              <w:rPr>
+                <w:noProof/>
+                <w:webHidden/>
+              </w:rPr>
+              <w:fldChar w:fldCharType="begin"/>
+            </w:r>
+            <w:r>
+              <w:rPr>
+                <w:noProof/>
+                <w:webHidden/>
+              </w:rPr>
+              <w:instrText xml:space="preserve"> PAGEREF _Toc242180916 \h </w:instrText>
+            </w:r>
+            <w:r>
+              <w:rPr>
+                <w:noProof/>
+                <w:webHidden/>
+              </w:rPr>
+            </w:r>
+            <w:r>
+              <w:rPr>
+                <w:noProof/>
+                <w:webHidden/>
+              </w:rPr>
+              <w:fldChar w:fldCharType="separate"/>
+            </w:r>
+            <w:r>
+              <w:rPr>
+                <w:noProof/>
+                <w:webHidden/>
+              </w:rPr>
+              <w:t>4</w:t>
+            </w:r>
+            <w:r>
+              <w:rPr>
+                <w:noProof/>
+                <w:webHidden/>
+              </w:rPr>
+              <w:fldChar w:fldCharType="end"/>
+            </w:r>
+          </w:hyperlink>
+        </w:p>
+        <w:p>
+          <w:pPr>
+            <w:pStyle w:val="TJ2"/>
+            <w:tabs>
+              <w:tab w:val="left" w:pos="880"/>
+              <w:tab w:val="right" w:leader="dot" w:pos="9346"/>
+            </w:tabs>
+            <w:rPr>
+              <w:rFonts w:asciiTheme="minorHAnsi" w:eastAsiaTheme="minorEastAsia" w:hAnsiTheme="minorHAnsi" w:cstheme="minorBidi"/>
+              <w:noProof/>
+              <w:sz w:val="22"/>
+              <w:szCs w:val="22"/>
+              <w:lang w:eastAsia="hu-HU"/>
+            </w:rPr>
+          </w:pPr>
+          <w:hyperlink w:anchor="_Toc242180917" w:history="1">
+            <w:r>
+              <w:rPr>
+                <w:rStyle w:val="Hiperhivatkozs"/>
+                <w:noProof/>
+              </w:rPr>
+              <w:t>2.3.</w:t>
+            </w:r>
+            <w:r>
+              <w:rPr>
+                <w:rFonts w:asciiTheme="minorHAnsi" w:eastAsiaTheme="minorEastAsia" w:hAnsiTheme="minorHAnsi" w:cstheme="minorBidi"/>
+                <w:noProof/>
+                <w:sz w:val="22"/>
+                <w:szCs w:val="22"/>
+                <w:lang w:eastAsia="hu-HU"/>
+              </w:rPr>
+              <w:tab/>
+            </w:r>
+            <w:r>
+              <w:rPr>
+                <w:rStyle w:val="Hiperhivatkozs"/>
+                <w:b/>
+                <w:bCs/>
+                <w:noProof/>
+              </w:rPr>
+              <w:t>Bemenet</w:t>
+            </w:r>
+            <w:r>
+              <w:rPr>
+                <w:rStyle w:val="Hiperhivatkozs"/>
+                <w:noProof/>
+              </w:rPr>
+              <w:t>:</w:t>
+            </w:r>
+            <w:r>
+              <w:rPr>
+                <w:noProof/>
+                <w:webHidden/>
+              </w:rPr>
+              <w:tab/>
+            </w:r>
+            <w:r>
+              <w:rPr>
+                <w:noProof/>
+                <w:webHidden/>
+              </w:rPr>
+              <w:fldChar w:fldCharType="begin"/>
+            </w:r>
+            <w:r>
+              <w:rPr>
+                <w:noProof/>
+                <w:webHidden/>
+              </w:rPr>
+              <w:instrText xml:space="preserve"> PAGEREF _Toc242180917 \h </w:instrText>
+            </w:r>
+            <w:r>
+              <w:rPr>
+                <w:noProof/>
+                <w:webHidden/>
+              </w:rPr>
+            </w:r>
+            <w:r>
+              <w:rPr>
+                <w:noProof/>
+                <w:webHidden/>
+              </w:rPr>
+              <w:fldChar w:fldCharType="separate"/>
+            </w:r>
+            <w:r>
+              <w:rPr>
+                <w:noProof/>
+                <w:webHidden/>
+              </w:rPr>
+              <w:t>4</w:t>
+            </w:r>
+            <w:r>
+              <w:rPr>
+                <w:noProof/>
+                <w:webHidden/>
+              </w:rPr>
+              <w:fldChar w:fldCharType="end"/>
+            </w:r>
+          </w:hyperlink>
+        </w:p>
+        <w:p>
+          <w:pPr>
+            <w:pStyle w:val="TJ2"/>
+            <w:tabs>
+              <w:tab w:val="left" w:pos="880"/>
+              <w:tab w:val="right" w:leader="dot" w:pos="9346"/>
+            </w:tabs>
+            <w:rPr>
+              <w:rFonts w:asciiTheme="minorHAnsi" w:eastAsiaTheme="minorEastAsia" w:hAnsiTheme="minorHAnsi" w:cstheme="minorBidi"/>
+              <w:noProof/>
+              <w:sz w:val="22"/>
+              <w:szCs w:val="22"/>
+              <w:lang w:eastAsia="hu-HU"/>
+            </w:rPr>
+          </w:pPr>
+          <w:hyperlink w:anchor="_Toc242180918" w:history="1">
+            <w:r>
+              <w:rPr>
+                <w:rStyle w:val="Hiperhivatkozs"/>
+                <w:noProof/>
+              </w:rPr>
+              <w:t>2.4.</w:t>
+            </w:r>
+            <w:r>
+              <w:rPr>
+                <w:rFonts w:asciiTheme="minorHAnsi" w:eastAsiaTheme="minorEastAsia" w:hAnsiTheme="minorHAnsi" w:cstheme="minorBidi"/>
+                <w:noProof/>
+                <w:sz w:val="22"/>
+                <w:szCs w:val="22"/>
+                <w:lang w:eastAsia="hu-HU"/>
+              </w:rPr>
+              <w:tab/>
+            </w:r>
+            <w:r>
+              <w:rPr>
+                <w:rStyle w:val="Hiperhivatkozs"/>
+                <w:b/>
+                <w:bCs/>
+                <w:noProof/>
+              </w:rPr>
+              <w:t>Kimenet</w:t>
+            </w:r>
+            <w:r>
+              <w:rPr>
+                <w:rStyle w:val="Hiperhivatkozs"/>
+                <w:noProof/>
+              </w:rPr>
+              <w:t>:</w:t>
+            </w:r>
+            <w:r>
+              <w:rPr>
+                <w:noProof/>
+                <w:webHidden/>
+              </w:rPr>
+              <w:tab/>
+            </w:r>
+            <w:r>
+              <w:rPr>
+                <w:noProof/>
+                <w:webHidden/>
+              </w:rPr>
+              <w:fldChar w:fldCharType="begin"/>
+            </w:r>
+            <w:r>
+              <w:rPr>
+                <w:noProof/>
+                <w:webHidden/>
+              </w:rPr>
+              <w:instrText xml:space="preserve"> PAGEREF _Toc242180918 \h </w:instrText>
+            </w:r>
+            <w:r>
+              <w:rPr>
+                <w:noProof/>
+                <w:webHidden/>
+              </w:rPr>
+            </w:r>
+            <w:r>
+              <w:rPr>
+                <w:noProof/>
+                <w:webHidden/>
+              </w:rPr>
+              <w:fldChar w:fldCharType="separate"/>
+            </w:r>
+            <w:r>
+              <w:rPr>
+                <w:noProof/>
+                <w:webHidden/>
+              </w:rPr>
+              <w:t>4</w:t>
+            </w:r>
+            <w:r>
+              <w:rPr>
+                <w:noProof/>
+                <w:webHidden/>
+              </w:rPr>
+              <w:fldChar w:fldCharType="end"/>
+            </w:r>
+          </w:hyperlink>
+        </w:p>
+        <w:p>
+          <w:pPr>
+            <w:pStyle w:val="TJ2"/>
+            <w:tabs>
+              <w:tab w:val="left" w:pos="880"/>
+              <w:tab w:val="right" w:leader="dot" w:pos="9346"/>
+            </w:tabs>
+            <w:rPr>
+              <w:rFonts w:asciiTheme="minorHAnsi" w:eastAsiaTheme="minorEastAsia" w:hAnsiTheme="minorHAnsi" w:cstheme="minorBidi"/>
+              <w:noProof/>
+              <w:sz w:val="22"/>
+              <w:szCs w:val="22"/>
+              <w:lang w:eastAsia="hu-HU"/>
+            </w:rPr>
+          </w:pPr>
+          <w:hyperlink w:anchor="_Toc242180919" w:history="1">
+            <w:r>
+              <w:rPr>
+                <w:rStyle w:val="Hiperhivatkozs"/>
+                <w:noProof/>
+              </w:rPr>
+              <w:t>2.5.</w:t>
+            </w:r>
+            <w:r>
+              <w:rPr>
+                <w:rFonts w:asciiTheme="minorHAnsi" w:eastAsiaTheme="minorEastAsia" w:hAnsiTheme="minorHAnsi" w:cstheme="minorBidi"/>
+                <w:noProof/>
+                <w:sz w:val="22"/>
+                <w:szCs w:val="22"/>
+                <w:lang w:eastAsia="hu-HU"/>
+              </w:rPr>
+              <w:tab/>
+            </w:r>
+            <w:r>
+              <w:rPr>
+                <w:rStyle w:val="Hiperhivatkozs"/>
+                <w:b/>
+                <w:bCs/>
+                <w:noProof/>
+              </w:rPr>
+              <w:t>UI kimenet:</w:t>
+            </w:r>
+            <w:r>
+              <w:rPr>
+                <w:noProof/>
+                <w:webHidden/>
+              </w:rPr>
+              <w:tab/>
+            </w:r>
+            <w:r>
+              <w:rPr>
+                <w:noProof/>
+                <w:webHidden/>
+              </w:rPr>
+              <w:fldChar w:fldCharType="begin"/>
+            </w:r>
+            <w:r>
+              <w:rPr>
+                <w:noProof/>
+                <w:webHidden/>
+              </w:rPr>
+              <w:instrText xml:space="preserve"> PAGEREF _Toc242180919 \h </w:instrText>
+            </w:r>
+            <w:r>
+              <w:rPr>
+                <w:noProof/>
+                <w:webHidden/>
+              </w:rPr>
+            </w:r>
+            <w:r>
+              <w:rPr>
+                <w:noProof/>
+                <w:webHidden/>
+              </w:rPr>
+              <w:fldChar w:fldCharType="separate"/>
+            </w:r>
+            <w:r>
+              <w:rPr>
+                <w:noProof/>
+                <w:webHidden/>
+              </w:rPr>
+              <w:t>4</w:t>
+            </w:r>
+            <w:r>
+              <w:rPr>
+                <w:noProof/>
+                <w:webHidden/>
+              </w:rPr>
+              <w:fldChar w:fldCharType="end"/>
+            </w:r>
+          </w:hyperlink>
+        </w:p>
+        <w:p>
+          <w:pPr>
+            <w:pStyle w:val="TJ2"/>
+            <w:tabs>
+              <w:tab w:val="left" w:pos="880"/>
+              <w:tab w:val="right" w:leader="dot" w:pos="9346"/>
+            </w:tabs>
+            <w:rPr>
+              <w:rFonts w:asciiTheme="minorHAnsi" w:eastAsiaTheme="minorEastAsia" w:hAnsiTheme="minorHAnsi" w:cstheme="minorBidi"/>
+              <w:noProof/>
+              <w:sz w:val="22"/>
+              <w:szCs w:val="22"/>
+              <w:lang w:eastAsia="hu-HU"/>
+            </w:rPr>
+          </w:pPr>
+          <w:hyperlink w:anchor="_Toc242180920" w:history="1">
+            <w:r>
+              <w:rPr>
+                <w:rStyle w:val="Hiperhivatkozs"/>
+                <w:noProof/>
+              </w:rPr>
+              <w:t>2.6.</w:t>
+            </w:r>
+            <w:r>
+              <w:rPr>
+                <w:rFonts w:asciiTheme="minorHAnsi" w:eastAsiaTheme="minorEastAsia" w:hAnsiTheme="minorHAnsi" w:cstheme="minorBidi"/>
+                <w:noProof/>
+                <w:sz w:val="22"/>
+                <w:szCs w:val="22"/>
+                <w:lang w:eastAsia="hu-HU"/>
+              </w:rPr>
+              <w:tab/>
+            </w:r>
+            <w:r>
+              <w:rPr>
+                <w:rStyle w:val="Hiperhivatkozs"/>
+                <w:b/>
+                <w:bCs/>
+                <w:noProof/>
+              </w:rPr>
+              <w:t>Eljárás</w:t>
+            </w:r>
+            <w:r>
+              <w:rPr>
+                <w:rStyle w:val="Hiperhivatkozs"/>
+                <w:noProof/>
+              </w:rPr>
+              <w:t>:</w:t>
+            </w:r>
+            <w:r>
+              <w:rPr>
+                <w:noProof/>
+                <w:webHidden/>
+              </w:rPr>
+              <w:tab/>
+            </w:r>
+            <w:r>
+              <w:rPr>
+                <w:noProof/>
+                <w:webHidden/>
+              </w:rPr>
+              <w:fldChar w:fldCharType="begin"/>
+            </w:r>
+            <w:r>
+              <w:rPr>
+                <w:noProof/>
+                <w:webHidden/>
+              </w:rPr>
+              <w:instrText xml:space="preserve"> PAGEREF _Toc242180920 \h </w:instrText>
             </w:r>
             <w:r>
               <w:rPr>
@@ -379,7 +1437,7 @@
         <w:pStyle w:val="Cmsor1"/>
       </w:pPr>
       <w:bookmarkStart w:id="0" w:name="_Toc242179199"/>
-      <w:bookmarkStart w:id="1" w:name="_Toc242179788"/>
+      <w:bookmarkStart w:id="1" w:name="_Toc242180908"/>
       <w:r>
         <w:lastRenderedPageBreak/>
         <w:t>Bejelentkezés</w:t>
@@ -401,57 +1459,47 @@
     </w:p>
     <w:p>
       <w:pPr>
-        <w:pStyle w:val="Listaszerbekezds"/>
-        <w:numPr>
-          <w:ilvl w:val="0"/>
-          <w:numId w:val="25"/>
-        </w:numPr>
-        <w:spacing w:before="0" w:after="160"/>
-        <w:jc w:val="left"/>
-        <w:rPr>
-          <w:rFonts w:cstheme="minorHAnsi"/>
-        </w:rPr>
-      </w:pPr>
-      <w:r>
-        <w:rPr>
-          <w:rFonts w:cstheme="minorHAnsi"/>
+        <w:pStyle w:val="Cmsor2"/>
+      </w:pPr>
+      <w:bookmarkStart w:id="2" w:name="_Toc242180909"/>
+      <w:r>
+        <w:rPr>
           <w:b/>
           <w:bCs/>
         </w:rPr>
-        <w:t xml:space="preserve">Cél: </w:t>
-      </w:r>
-      <w:r>
-        <w:rPr>
-          <w:rFonts w:cstheme="minorHAnsi"/>
-        </w:rPr>
-        <w:t>A felhasználó azonosítása és adatlap betöltése.</w:t>
+        <w:t>Cél:</w:t>
+      </w:r>
+      <w:bookmarkEnd w:id="2"/>
+      <w:r>
+        <w:rPr>
+          <w:b/>
+          <w:bCs/>
+        </w:rPr>
+        <w:t xml:space="preserve"> </w:t>
       </w:r>
     </w:p>
     <w:p>
       <w:pPr>
-        <w:pStyle w:val="Listaszerbekezds"/>
-        <w:numPr>
-          <w:ilvl w:val="0"/>
-          <w:numId w:val="25"/>
-        </w:numPr>
-        <w:spacing w:before="0" w:after="160"/>
-        <w:jc w:val="left"/>
-        <w:rPr>
-          <w:rFonts w:cstheme="minorHAnsi"/>
-        </w:rPr>
-      </w:pPr>
-      <w:r>
-        <w:rPr>
-          <w:rFonts w:cstheme="minorHAnsi"/>
+        <w:ind w:firstLine="708"/>
+      </w:pPr>
+      <w:r>
+        <w:t>A felhasználó azonosítása és adatlap betöltése.</w:t>
+      </w:r>
+    </w:p>
+    <w:p>
+      <w:pPr>
+        <w:pStyle w:val="Cmsor2"/>
+      </w:pPr>
+      <w:bookmarkStart w:id="3" w:name="_Toc242180910"/>
+      <w:r>
+        <w:rPr>
           <w:b/>
           <w:bCs/>
         </w:rPr>
         <w:t>UI Interakció:</w:t>
       </w:r>
-      <w:r>
-        <w:rPr>
-          <w:rFonts w:cstheme="minorHAnsi"/>
-        </w:rPr>
+      <w:bookmarkEnd w:id="3"/>
+      <w:r>
         <w:t xml:space="preserve"> </w:t>
       </w:r>
     </w:p>
@@ -532,27 +1580,19 @@
         <w:rPr>
           <w:rFonts w:cstheme="minorHAnsi"/>
         </w:rPr>
-        <w:t>Sikeres bejelentkezés esetén a kezdőoldalra.</w:t>
-      </w:r>
-    </w:p>
-    <w:p>
-      <w:pPr>
-        <w:ind w:left="1416"/>
+        <w:t xml:space="preserve">Sikeres bejelentkezés esetén </w:t>
+      </w:r>
+      <w:r>
         <w:rPr>
           <w:rFonts w:cstheme="minorHAnsi"/>
         </w:rPr>
-      </w:pPr>
+        <w:t xml:space="preserve">a </w:t>
+      </w:r>
       <w:r>
         <w:rPr>
           <w:rFonts w:cstheme="minorHAnsi"/>
         </w:rPr>
-        <w:t>–</w:t>
-      </w:r>
-      <w:r>
-        <w:rPr>
-          <w:rFonts w:cstheme="minorHAnsi"/>
-        </w:rPr>
-        <w:t xml:space="preserve">A felhasználót átirányítja a kezdőlapra </w:t>
+        <w:t xml:space="preserve">felhasználót átirányítja a kezdőlapra </w:t>
       </w:r>
     </w:p>
     <w:p>
@@ -577,58 +1617,139 @@
     </w:p>
     <w:p>
       <w:pPr>
+        <w:pStyle w:val="Cmsor2"/>
+      </w:pPr>
+      <w:bookmarkStart w:id="4" w:name="_Toc242179200"/>
+      <w:bookmarkStart w:id="5" w:name="_Toc242180911"/>
+      <w:r>
+        <w:rPr>
+          <w:b/>
+          <w:bCs/>
+        </w:rPr>
+        <w:t>Bemenet</w:t>
+      </w:r>
+      <w:r>
+        <w:t>:</w:t>
+      </w:r>
+      <w:bookmarkEnd w:id="5"/>
+      <w:r>
+        <w:t xml:space="preserve"> </w:t>
+      </w:r>
+    </w:p>
+    <w:p>
+      <w:pPr>
+        <w:ind w:left="708"/>
+      </w:pPr>
+      <w:r>
+        <w:t>A rendszer ellenőrzi, hogy az adatbázis tartalmazza az adott email-t és password mezőket.</w:t>
+      </w:r>
+      <w:bookmarkEnd w:id="4"/>
+    </w:p>
+    <w:p>
+      <w:pPr>
+        <w:pStyle w:val="Cmsor2"/>
+      </w:pPr>
+      <w:bookmarkStart w:id="6" w:name="_Toc242179201"/>
+      <w:bookmarkStart w:id="7" w:name="_Toc242180912"/>
+      <w:r>
+        <w:rPr>
+          <w:b/>
+          <w:bCs/>
+        </w:rPr>
+        <w:t>UI kimenet</w:t>
+      </w:r>
+      <w:r>
+        <w:t>:</w:t>
+      </w:r>
+      <w:bookmarkEnd w:id="7"/>
+      <w:r>
+        <w:t xml:space="preserve"> </w:t>
+      </w:r>
+    </w:p>
+    <w:p>
+      <w:pPr>
+        <w:ind w:firstLine="708"/>
+        <w:rPr>
+          <w:rFonts w:asciiTheme="minorHAnsi" w:hAnsiTheme="minorHAnsi" w:cstheme="minorHAnsi"/>
+          <w:color w:val="000000" w:themeColor="text1"/>
+          <w:sz w:val="22"/>
+          <w:szCs w:val="22"/>
+        </w:rPr>
+      </w:pPr>
+      <w:r>
+        <w:t>Hibaüzenet vagy kezdőlap betöltése megjelenítése.</w:t>
+      </w:r>
+      <w:bookmarkEnd w:id="6"/>
+    </w:p>
+    <w:p>
+      <w:pPr>
+        <w:pStyle w:val="Cmsor2"/>
+        <w:rPr>
+          <w:rFonts w:cstheme="minorHAnsi"/>
+          <w:b/>
+          <w:bCs/>
+        </w:rPr>
+      </w:pPr>
+      <w:bookmarkStart w:id="8" w:name="_Toc242180913"/>
+      <w:r>
+        <w:rPr>
+          <w:b/>
+          <w:bCs/>
+        </w:rPr>
+        <w:t>Eljárás</w:t>
+      </w:r>
+      <w:r>
+        <w:rPr>
+          <w:rFonts w:cstheme="minorHAnsi"/>
+          <w:b/>
+          <w:bCs/>
+        </w:rPr>
+        <w:t>:</w:t>
+      </w:r>
+      <w:bookmarkEnd w:id="8"/>
+      <w:r>
+        <w:rPr>
+          <w:rFonts w:cstheme="minorHAnsi"/>
+          <w:b/>
+          <w:bCs/>
+        </w:rPr>
+        <w:t xml:space="preserve"> </w:t>
+      </w:r>
+    </w:p>
+    <w:p>
+      <w:pPr>
         <w:pStyle w:val="Listaszerbekezds"/>
         <w:numPr>
-          <w:ilvl w:val="0"/>
+          <w:ilvl w:val="1"/>
           <w:numId w:val="30"/>
         </w:numPr>
         <w:spacing w:before="0" w:after="160"/>
         <w:jc w:val="left"/>
-      </w:pPr>
-      <w:bookmarkStart w:id="2" w:name="_Toc242179200"/>
-      <w:r>
-        <w:t>Bemenet</w:t>
-      </w:r>
-      <w:r>
-        <w:t>: A rendszer ellenőrzi, hogy az adatbázis tartalmazza az adott email-t és password mezőket.</w:t>
-      </w:r>
-      <w:bookmarkEnd w:id="2"/>
+        <w:rPr>
+          <w:rFonts w:cstheme="minorHAnsi"/>
+          <w:b/>
+          <w:bCs/>
+        </w:rPr>
+      </w:pPr>
+      <w:r>
+        <w:rPr>
+          <w:rFonts w:cstheme="minorHAnsi"/>
+        </w:rPr>
+        <w:t xml:space="preserve">A  rendszer ellenőrzi, </w:t>
+      </w:r>
+      <w:r>
+        <w:rPr>
+          <w:rFonts w:cstheme="minorHAnsi"/>
+        </w:rPr>
+        <w:t>a kérést hogy a mezők tartalmazzák e az email címet és a jelszót.</w:t>
+      </w:r>
     </w:p>
     <w:p>
       <w:pPr>
         <w:pStyle w:val="Listaszerbekezds"/>
         <w:numPr>
-          <w:ilvl w:val="0"/>
+          <w:ilvl w:val="1"/>
           <w:numId w:val="30"/>
-        </w:numPr>
-        <w:rPr>
-          <w:rFonts w:asciiTheme="minorHAnsi" w:hAnsiTheme="minorHAnsi" w:cstheme="minorHAnsi"/>
-          <w:color w:val="000000" w:themeColor="text1"/>
-          <w:sz w:val="22"/>
-          <w:szCs w:val="22"/>
-        </w:rPr>
-      </w:pPr>
-      <w:bookmarkStart w:id="3" w:name="_Toc242179201"/>
-      <w:r>
-        <w:t>UI kimenet: Hibaüzenet vagy kezdőlap betöltése megjelenítése</w:t>
-      </w:r>
-      <w:r>
-        <w:rPr>
-          <w:rFonts w:asciiTheme="minorHAnsi" w:hAnsiTheme="minorHAnsi" w:cstheme="minorHAnsi"/>
-          <w:color w:val="000000" w:themeColor="text1"/>
-          <w:sz w:val="22"/>
-          <w:szCs w:val="22"/>
-        </w:rPr>
-        <w:t>.</w:t>
-      </w:r>
-      <w:bookmarkEnd w:id="3"/>
-    </w:p>
-    <w:p>
-      <w:pPr>
-        <w:pStyle w:val="Listaszerbekezds"/>
-        <w:numPr>
-          <w:ilvl w:val="0"/>
-          <w:numId w:val="26"/>
         </w:numPr>
         <w:spacing w:before="0" w:after="160"/>
         <w:jc w:val="left"/>
@@ -641,18 +1762,30 @@
       <w:r>
         <w:rPr>
           <w:rFonts w:cstheme="minorHAnsi"/>
-          <w:b/>
-          <w:bCs/>
-        </w:rPr>
-        <w:t>–</w:t>
-      </w:r>
-      <w:r>
+        </w:rPr>
+        <w:t>Ha bármelyik hiányzik akkor hibaüzenettel tér vissza.</w:t>
+      </w:r>
+    </w:p>
+    <w:p>
+      <w:pPr>
+        <w:pStyle w:val="Listaszerbekezds"/>
+        <w:numPr>
+          <w:ilvl w:val="1"/>
+          <w:numId w:val="30"/>
+        </w:numPr>
+        <w:spacing w:before="0" w:after="160"/>
+        <w:jc w:val="left"/>
         <w:rPr>
           <w:rFonts w:cstheme="minorHAnsi"/>
           <w:b/>
           <w:bCs/>
         </w:rPr>
-        <w:t xml:space="preserve">Eljárás: </w:t>
+      </w:pPr>
+      <w:r>
+        <w:rPr>
+          <w:rFonts w:cstheme="minorHAnsi"/>
+        </w:rPr>
+        <w:t>Kikeresi az adatbázisból (Vendég tábla) az adott emailhez tartozó felhasználót</w:t>
       </w:r>
     </w:p>
     <w:p>
@@ -660,7 +1793,7 @@
         <w:pStyle w:val="Listaszerbekezds"/>
         <w:numPr>
           <w:ilvl w:val="1"/>
-          <w:numId w:val="26"/>
+          <w:numId w:val="30"/>
         </w:numPr>
         <w:spacing w:before="0" w:after="160"/>
         <w:jc w:val="left"/>
@@ -674,13 +1807,7 @@
         <w:rPr>
           <w:rFonts w:cstheme="minorHAnsi"/>
         </w:rPr>
-        <w:t xml:space="preserve">A  rendszer ellenőrzi, </w:t>
-      </w:r>
-      <w:r>
-        <w:rPr>
-          <w:rFonts w:cstheme="minorHAnsi"/>
-        </w:rPr>
-        <w:t>a kérést hogy a mezők tartalmazzák e az email címet és a jelszót.</w:t>
+        <w:t>Ha nincs ilyen vendég regisztrálva akkor hibás hitelesítés.</w:t>
       </w:r>
     </w:p>
     <w:p>
@@ -688,7 +1815,7 @@
         <w:pStyle w:val="Listaszerbekezds"/>
         <w:numPr>
           <w:ilvl w:val="1"/>
-          <w:numId w:val="26"/>
+          <w:numId w:val="30"/>
         </w:numPr>
         <w:spacing w:before="0" w:after="160"/>
         <w:jc w:val="left"/>
@@ -702,7 +1829,13 @@
         <w:rPr>
           <w:rFonts w:cstheme="minorHAnsi"/>
         </w:rPr>
-        <w:t>Ha bármelyik hiányzik akkor hibaüzenettel tér vissza.</w:t>
+        <w:t>Ellenőrzi a jelszó egyezését a tárolt hash (passwordHash) és s be</w:t>
+      </w:r>
+      <w:r>
+        <w:rPr>
+          <w:rFonts w:cstheme="minorHAnsi"/>
+        </w:rPr>
+        <w:t xml:space="preserve">érkező jelszó között </w:t>
       </w:r>
     </w:p>
     <w:p>
@@ -710,7 +1843,7 @@
         <w:pStyle w:val="Listaszerbekezds"/>
         <w:numPr>
           <w:ilvl w:val="1"/>
-          <w:numId w:val="26"/>
+          <w:numId w:val="30"/>
         </w:numPr>
         <w:spacing w:before="0" w:after="160"/>
         <w:jc w:val="left"/>
@@ -724,7 +1857,7 @@
         <w:rPr>
           <w:rFonts w:cstheme="minorHAnsi"/>
         </w:rPr>
-        <w:t>Kikeresi az adatbázisból (Vendég tábla) az adott emailhez tartozó felhasználót</w:t>
+        <w:t xml:space="preserve">Ha nem egyezik akkor hibás hitelesítést </w:t>
       </w:r>
     </w:p>
     <w:p>
@@ -732,7 +1865,7 @@
         <w:pStyle w:val="Listaszerbekezds"/>
         <w:numPr>
           <w:ilvl w:val="1"/>
-          <w:numId w:val="26"/>
+          <w:numId w:val="30"/>
         </w:numPr>
         <w:spacing w:before="0" w:after="160"/>
         <w:jc w:val="left"/>
@@ -746,7 +1879,7 @@
         <w:rPr>
           <w:rFonts w:cstheme="minorHAnsi"/>
         </w:rPr>
-        <w:t>Ha nincs ilyen vendég regisztrálva akkor hibás hitelesítés.</w:t>
+        <w:t xml:space="preserve">Ha minden rendben van Generál egy API token-t a felhasználónak  </w:t>
       </w:r>
     </w:p>
     <w:p>
@@ -754,7 +1887,7 @@
         <w:pStyle w:val="Listaszerbekezds"/>
         <w:numPr>
           <w:ilvl w:val="1"/>
-          <w:numId w:val="26"/>
+          <w:numId w:val="30"/>
         </w:numPr>
         <w:spacing w:before="0" w:after="160"/>
         <w:jc w:val="left"/>
@@ -768,93 +1901,21 @@
         <w:rPr>
           <w:rFonts w:cstheme="minorHAnsi"/>
         </w:rPr>
-        <w:t>Ellenőrzi a jelszó egyezését a tárolt hash (passwordHash) és s be</w:t>
-      </w:r>
-      <w:r>
-        <w:rPr>
-          <w:rFonts w:cstheme="minorHAnsi"/>
-        </w:rPr>
-        <w:t xml:space="preserve">érkező jelszó között </w:t>
+        <w:t xml:space="preserve">Visszaadja a tokent és a felhasználó azonosító  adatait JSON formátumban </w:t>
       </w:r>
     </w:p>
     <w:p>
       <w:pPr>
-        <w:pStyle w:val="Listaszerbekezds"/>
-        <w:numPr>
-          <w:ilvl w:val="1"/>
-          <w:numId w:val="26"/>
-        </w:numPr>
-        <w:spacing w:before="0" w:after="160"/>
-        <w:jc w:val="left"/>
-        <w:rPr>
-          <w:rFonts w:cstheme="minorHAnsi"/>
-          <w:b/>
-          <w:bCs/>
-        </w:rPr>
-      </w:pPr>
-      <w:r>
-        <w:rPr>
-          <w:rFonts w:cstheme="minorHAnsi"/>
-        </w:rPr>
-        <w:t xml:space="preserve">Ha nem egyezik akkor hibás hitelesítést </w:t>
-      </w:r>
-    </w:p>
-    <w:p>
-      <w:pPr>
-        <w:pStyle w:val="Listaszerbekezds"/>
-        <w:numPr>
-          <w:ilvl w:val="1"/>
-          <w:numId w:val="26"/>
-        </w:numPr>
-        <w:spacing w:before="0" w:after="160"/>
-        <w:jc w:val="left"/>
-        <w:rPr>
-          <w:rFonts w:cstheme="minorHAnsi"/>
-          <w:b/>
-          <w:bCs/>
-        </w:rPr>
-      </w:pPr>
-      <w:r>
-        <w:rPr>
-          <w:rFonts w:cstheme="minorHAnsi"/>
-        </w:rPr>
-        <w:t xml:space="preserve">Ha minden rendben van Generál egy API token-t a felhasználónak  </w:t>
-      </w:r>
-    </w:p>
-    <w:p>
-      <w:pPr>
-        <w:pStyle w:val="Listaszerbekezds"/>
-        <w:numPr>
-          <w:ilvl w:val="1"/>
-          <w:numId w:val="26"/>
-        </w:numPr>
-        <w:spacing w:before="0" w:after="160"/>
-        <w:jc w:val="left"/>
-        <w:rPr>
-          <w:rFonts w:cstheme="minorHAnsi"/>
-          <w:b/>
-          <w:bCs/>
-        </w:rPr>
-      </w:pPr>
-      <w:r>
-        <w:rPr>
-          <w:rFonts w:cstheme="minorHAnsi"/>
-        </w:rPr>
-        <w:t xml:space="preserve">Visszaadja a tokent és a felhasználó azonosító  adatait JSON formátumban </w:t>
-      </w:r>
-    </w:p>
-    <w:p>
-      <w:pPr>
         <w:pStyle w:val="Cmsor1"/>
       </w:pPr>
-      <w:bookmarkStart w:id="4" w:name="_Toc242179202"/>
-      <w:bookmarkStart w:id="5" w:name="_Toc242179789"/>
+      <w:bookmarkStart w:id="9" w:name="_Toc242179202"/>
+      <w:bookmarkStart w:id="10" w:name="_Toc242180914"/>
       <w:r>
         <w:lastRenderedPageBreak/>
         <w:t>Regisztráció (Register)</w:t>
       </w:r>
-      <w:bookmarkEnd w:id="4"/>
-      <w:bookmarkEnd w:id="5"/>
+      <w:bookmarkEnd w:id="9"/>
+      <w:bookmarkEnd w:id="10"/>
       <w:r>
         <w:t xml:space="preserve"> </w:t>
       </w:r>
@@ -862,14 +1923,16 @@
     <w:p/>
     <w:p>
       <w:pPr>
-        <w:pStyle w:val="Listaszerbekezds"/>
-        <w:numPr>
-          <w:ilvl w:val="0"/>
-          <w:numId w:val="27"/>
-        </w:numPr>
-        <w:spacing w:before="0" w:after="160"/>
-        <w:jc w:val="left"/>
-      </w:pPr>
+        <w:pStyle w:val="Cmsor2"/>
+      </w:pPr>
+      <w:bookmarkStart w:id="11" w:name="_Toc242180915"/>
+      <w:r>
+        <w:rPr>
+          <w:b/>
+          <w:bCs/>
+        </w:rPr>
+        <w:t>Cél</w:t>
+      </w:r>
       <w:r>
         <w:rPr>
           <w:b/>
@@ -877,8 +1940,9 @@
           <w:sz w:val="24"/>
           <w:szCs w:val="24"/>
         </w:rPr>
-        <w:t>Cél:</w:t>
-      </w:r>
+        <w:t>:</w:t>
+      </w:r>
+      <w:bookmarkEnd w:id="11"/>
       <w:r>
         <w:rPr>
           <w:sz w:val="24"/>
@@ -886,23 +1950,30 @@
         </w:rPr>
         <w:t xml:space="preserve"> </w:t>
       </w:r>
-      <w:r>
-        <w:t xml:space="preserve">Új </w:t>
-      </w:r>
-      <w:r>
-        <w:t>felhasználó létrehozása</w:t>
-      </w:r>
     </w:p>
     <w:p>
       <w:pPr>
-        <w:pStyle w:val="Listaszerbekezds"/>
-        <w:numPr>
-          <w:ilvl w:val="0"/>
-          <w:numId w:val="27"/>
-        </w:numPr>
-        <w:spacing w:before="0" w:after="160"/>
-        <w:jc w:val="left"/>
-      </w:pPr>
+        <w:ind w:firstLine="708"/>
+      </w:pPr>
+      <w:r>
+        <w:t xml:space="preserve">Új </w:t>
+      </w:r>
+      <w:r>
+        <w:t>felhasználó létrehozása</w:t>
+      </w:r>
+    </w:p>
+    <w:p>
+      <w:pPr>
+        <w:pStyle w:val="Cmsor2"/>
+      </w:pPr>
+      <w:bookmarkStart w:id="12" w:name="_Toc242180916"/>
+      <w:r>
+        <w:rPr>
+          <w:b/>
+          <w:bCs/>
+        </w:rPr>
+        <w:t>UI Interakció</w:t>
+      </w:r>
       <w:r>
         <w:rPr>
           <w:b/>
@@ -910,8 +1981,9 @@
           <w:sz w:val="24"/>
           <w:szCs w:val="24"/>
         </w:rPr>
-        <w:t>UI Interakció:</w:t>
-      </w:r>
+        <w:t>:</w:t>
+      </w:r>
+      <w:bookmarkEnd w:id="12"/>
       <w:r>
         <w:t xml:space="preserve"> </w:t>
       </w:r>
@@ -1044,18 +2116,101 @@
     </w:p>
     <w:p>
       <w:pPr>
-        <w:pStyle w:val="Listaszerbekezds"/>
-        <w:numPr>
-          <w:ilvl w:val="0"/>
-          <w:numId w:val="29"/>
-        </w:numPr>
-        <w:spacing w:before="0" w:after="160"/>
-        <w:jc w:val="left"/>
+        <w:pStyle w:val="Cmsor2"/>
         <w:rPr>
           <w:sz w:val="24"/>
           <w:szCs w:val="24"/>
         </w:rPr>
       </w:pPr>
+      <w:bookmarkStart w:id="13" w:name="_Toc242180917"/>
+      <w:r>
+        <w:rPr>
+          <w:b/>
+          <w:bCs/>
+        </w:rPr>
+        <w:t>Bemenet</w:t>
+      </w:r>
+      <w:r>
+        <w:rPr>
+          <w:sz w:val="24"/>
+          <w:szCs w:val="24"/>
+        </w:rPr>
+        <w:t>:</w:t>
+      </w:r>
+      <w:bookmarkEnd w:id="13"/>
+      <w:r>
+        <w:rPr>
+          <w:sz w:val="24"/>
+          <w:szCs w:val="24"/>
+        </w:rPr>
+        <w:t xml:space="preserve"> </w:t>
+      </w:r>
+    </w:p>
+    <w:p>
+      <w:pPr>
+        <w:pStyle w:val="Nincstrkz"/>
+        <w:ind w:firstLine="708"/>
+        <w:rPr>
+          <w:sz w:val="24"/>
+          <w:szCs w:val="24"/>
+        </w:rPr>
+      </w:pPr>
+      <w:r>
+        <w:t xml:space="preserve">name, email, password, role, </w:t>
+      </w:r>
+    </w:p>
+    <w:p>
+      <w:pPr>
+        <w:pStyle w:val="Cmsor2"/>
+      </w:pPr>
+      <w:bookmarkStart w:id="14" w:name="_Toc242180918"/>
+      <w:r>
+        <w:rPr>
+          <w:b/>
+          <w:bCs/>
+        </w:rPr>
+        <w:t>Kimenet</w:t>
+      </w:r>
+      <w:r>
+        <w:rPr>
+          <w:sz w:val="24"/>
+          <w:szCs w:val="24"/>
+        </w:rPr>
+        <w:t>:</w:t>
+      </w:r>
+      <w:bookmarkEnd w:id="14"/>
+      <w:r>
+        <w:rPr>
+          <w:sz w:val="24"/>
+          <w:szCs w:val="24"/>
+        </w:rPr>
+        <w:t xml:space="preserve"> </w:t>
+      </w:r>
+    </w:p>
+    <w:p>
+      <w:pPr>
+        <w:ind w:firstLine="708"/>
+      </w:pPr>
+      <w:r>
+        <w:t>user objektum + átirányítás login oldalra + email küldése a sikeres bejelentkezésről</w:t>
+      </w:r>
+    </w:p>
+    <w:p>
+      <w:pPr>
+        <w:pStyle w:val="Cmsor2"/>
+        <w:rPr>
+          <w:b/>
+          <w:bCs/>
+        </w:rPr>
+      </w:pPr>
+      <w:bookmarkStart w:id="15" w:name="_Toc242180919"/>
+      <w:r>
+        <w:rPr>
+          <w:b/>
+          <w:bCs/>
+        </w:rPr>
+        <w:t>UI kimenet</w:t>
+      </w:r>
       <w:r>
         <w:rPr>
           <w:b/>
@@ -1063,26 +2218,9 @@
           <w:sz w:val="24"/>
           <w:szCs w:val="24"/>
         </w:rPr>
-        <w:t xml:space="preserve">Bemenet: </w:t>
-      </w:r>
-      <w:r>
-        <w:rPr>
-          <w:b/>
-          <w:bCs/>
-        </w:rPr>
-        <w:t xml:space="preserve">name, email, password, role, </w:t>
-      </w:r>
-    </w:p>
-    <w:p>
-      <w:pPr>
-        <w:pStyle w:val="Listaszerbekezds"/>
-        <w:numPr>
-          <w:ilvl w:val="0"/>
-          <w:numId w:val="29"/>
-        </w:numPr>
-        <w:spacing w:before="0" w:after="160"/>
-        <w:jc w:val="left"/>
-      </w:pPr>
+        <w:t>:</w:t>
+      </w:r>
+      <w:bookmarkEnd w:id="15"/>
       <w:r>
         <w:rPr>
           <w:b/>
@@ -1090,56 +2228,43 @@
           <w:sz w:val="24"/>
           <w:szCs w:val="24"/>
         </w:rPr>
-        <w:t xml:space="preserve">Kimenet: </w:t>
-      </w:r>
-      <w:r>
-        <w:t>user objektum + átirányítás login oldalra + email küldése a sikeres bejelentkezésről</w:t>
+        <w:t xml:space="preserve"> </w:t>
       </w:r>
     </w:p>
     <w:p>
       <w:pPr>
-        <w:pStyle w:val="Listaszerbekezds"/>
-        <w:numPr>
-          <w:ilvl w:val="0"/>
-          <w:numId w:val="29"/>
-        </w:numPr>
-        <w:spacing w:before="0" w:after="160"/>
-        <w:jc w:val="left"/>
-      </w:pPr>
-      <w:r>
-        <w:t>UI kimenet</w:t>
-      </w:r>
+        <w:ind w:firstLine="708"/>
+      </w:pPr>
+      <w:r>
+        <w:t>sikeres bejelentkezés esetén, emailes vissza igazolás és átirányitás a login oldalra.</w:t>
+      </w:r>
+    </w:p>
+    <w:p>
+      <w:pPr>
+        <w:pStyle w:val="Cmsor2"/>
+      </w:pPr>
+      <w:bookmarkStart w:id="16" w:name="_Toc242180920"/>
       <w:r>
         <w:rPr>
           <w:b/>
           <w:bCs/>
+        </w:rPr>
+        <w:t>Eljárás</w:t>
+      </w:r>
+      <w:r>
+        <w:rPr>
           <w:sz w:val="24"/>
           <w:szCs w:val="24"/>
         </w:rPr>
-        <w:t xml:space="preserve">: </w:t>
-      </w:r>
-      <w:r>
-        <w:t>sikeres bejelentkezés esetén, emailes vissza igazolás és átirányitás a login oldalra.</w:t>
-      </w:r>
-    </w:p>
-    <w:p>
-      <w:pPr>
-        <w:pStyle w:val="Listaszerbekezds"/>
-        <w:numPr>
-          <w:ilvl w:val="0"/>
-          <w:numId w:val="29"/>
-        </w:numPr>
-        <w:spacing w:before="0" w:after="160"/>
-        <w:jc w:val="left"/>
-      </w:pPr>
-      <w:r>
-        <w:rPr>
-          <w:b/>
-          <w:bCs/>
+        <w:t>:</w:t>
+      </w:r>
+      <w:bookmarkEnd w:id="16"/>
+      <w:r>
+        <w:rPr>
           <w:sz w:val="24"/>
           <w:szCs w:val="24"/>
         </w:rPr>
-        <w:t xml:space="preserve">Eljárás: </w:t>
+        <w:t xml:space="preserve"> </w:t>
       </w:r>
     </w:p>
     <w:p>
@@ -1198,12 +2323,6 @@
         <w:t xml:space="preserve">A jelszót hash-eli </w:t>
       </w:r>
     </w:p>
-    <w:p>
-      <w:r>
-        <w:t xml:space="preserve">      </w:t>
-      </w:r>
-    </w:p>
-    <w:p/>
     <w:sectPr>
       <w:headerReference w:type="default" r:id="rId9"/>
       <w:footerReference w:type="default" r:id="rId10"/>
@@ -1433,7 +2552,9 @@
     </w:r>
     <w:r>
       <w:tab/>
-      <w:t>Specifikáció</w:t>
+    </w:r>
+    <w:r>
+      <w:t>Algoritmus</w:t>
     </w:r>
   </w:p>
 </w:hdr>
@@ -2815,7 +3936,7 @@
   <w:abstractNum w:abstractNumId="13" w15:restartNumberingAfterBreak="0">
     <w:nsid w:val="51154CE5"/>
     <w:multiLevelType w:val="hybridMultilevel"/>
-    <w:tmpl w:val="EB2A643A"/>
+    <w:tmpl w:val="ACB29B4E"/>
     <w:lvl w:ilvl="0" w:tplc="040E0001">
       <w:start w:val="1"/>
       <w:numFmt w:val="bullet"/>
@@ -2828,16 +3949,16 @@
         <w:rFonts w:ascii="Symbol" w:hAnsi="Symbol" w:hint="default"/>
       </w:rPr>
     </w:lvl>
-    <w:lvl w:ilvl="1" w:tplc="040E0003" w:tentative="1">
-      <w:start w:val="1"/>
-      <w:numFmt w:val="bullet"/>
-      <w:lvlText w:val="o"/>
+    <w:lvl w:ilvl="1" w:tplc="040E000F">
+      <w:start w:val="1"/>
+      <w:numFmt w:val="decimal"/>
+      <w:lvlText w:val="%2."/>
       <w:lvlJc w:val="left"/>
       <w:pPr>
         <w:ind w:left="1788" w:hanging="360"/>
       </w:pPr>
       <w:rPr>
-        <w:rFonts w:ascii="Courier New" w:hAnsi="Courier New" w:cs="Courier New" w:hint="default"/>
+        <w:rFonts w:hint="default"/>
       </w:rPr>
     </w:lvl>
     <w:lvl w:ilvl="2" w:tplc="040E0005" w:tentative="1">
@@ -4510,7 +5631,7 @@
   <w:abstractNum w:abstractNumId="28" w15:restartNumberingAfterBreak="0">
     <w:nsid w:val="7AA558AC"/>
     <w:multiLevelType w:val="multilevel"/>
-    <w:tmpl w:val="AD9832DA"/>
+    <w:tmpl w:val="FEDA9C7C"/>
     <w:lvl w:ilvl="0">
       <w:start w:val="1"/>
       <w:numFmt w:val="decimal"/>
@@ -4536,7 +5657,11 @@
       </w:pPr>
       <w:rPr>
         <w:rFonts w:hint="default"/>
+        <w:b w:val="0"/>
+        <w:bCs w:val="0"/>
         <w:color w:val="1F3864" w:themeColor="accent1" w:themeShade="80"/>
+        <w:sz w:val="32"/>
+        <w:szCs w:val="32"/>
       </w:rPr>
     </w:lvl>
     <w:lvl w:ilvl="2">
@@ -5514,6 +6639,21 @@
       <w:ind w:left="520"/>
     </w:pPr>
   </w:style>
+  <w:style w:type="paragraph" w:styleId="Nincstrkz">
+    <w:name w:val="No Spacing"/>
+    <w:uiPriority w:val="1"/>
+    <w:qFormat/>
+    <w:rsid w:val="00773323"/>
+    <w:pPr>
+      <w:spacing w:after="0" w:line="240" w:lineRule="auto"/>
+      <w:jc w:val="both"/>
+    </w:pPr>
+    <w:rPr>
+      <w:rFonts w:ascii="Times New Roman" w:hAnsi="Times New Roman" w:cs="Times New Roman"/>
+      <w:sz w:val="26"/>
+      <w:szCs w:val="26"/>
+    </w:rPr>
+  </w:style>
 </w:styles>
 </file>
 

--- a/ZoneControl_Algoritmus.docx
+++ b/ZoneControl_Algoritmus.docx
@@ -1463,11 +1463,14 @@
       </w:pPr>
       <w:bookmarkStart w:id="2" w:name="_Toc242180909"/>
       <w:r>
+        <w:t>Cél</w:t>
+      </w:r>
+      <w:r>
         <w:rPr>
           <w:b/>
           <w:bCs/>
         </w:rPr>
-        <w:t>Cél:</w:t>
+        <w:t>:</w:t>
       </w:r>
       <w:bookmarkEnd w:id="2"/>
       <w:r>
@@ -1492,11 +1495,14 @@
       </w:pPr>
       <w:bookmarkStart w:id="3" w:name="_Toc242180910"/>
       <w:r>
+        <w:t>UI Interakció</w:t>
+      </w:r>
+      <w:r>
         <w:rPr>
           <w:b/>
           <w:bCs/>
         </w:rPr>
-        <w:t>UI Interakció:</w:t>
+        <w:t>:</w:t>
       </w:r>
       <w:bookmarkEnd w:id="3"/>
       <w:r>
@@ -1622,10 +1628,6 @@
       <w:bookmarkStart w:id="4" w:name="_Toc242179200"/>
       <w:bookmarkStart w:id="5" w:name="_Toc242180911"/>
       <w:r>
-        <w:rPr>
-          <w:b/>
-          <w:bCs/>
-        </w:rPr>
         <w:t>Bemenet</w:t>
       </w:r>
       <w:r>
@@ -1652,10 +1654,6 @@
       <w:bookmarkStart w:id="6" w:name="_Toc242179201"/>
       <w:bookmarkStart w:id="7" w:name="_Toc242180912"/>
       <w:r>
-        <w:rPr>
-          <w:b/>
-          <w:bCs/>
-        </w:rPr>
         <w:t>UI kimenet</w:t>
       </w:r>
       <w:r>
@@ -1692,10 +1690,6 @@
       </w:pPr>
       <w:bookmarkStart w:id="8" w:name="_Toc242180913"/>
       <w:r>
-        <w:rPr>
-          <w:b/>
-          <w:bCs/>
-        </w:rPr>
         <w:t>Eljárás</w:t>
       </w:r>
       <w:r>
@@ -1927,10 +1921,6 @@
       </w:pPr>
       <w:bookmarkStart w:id="11" w:name="_Toc242180915"/>
       <w:r>
-        <w:rPr>
-          <w:b/>
-          <w:bCs/>
-        </w:rPr>
         <w:t>Cél</w:t>
       </w:r>
       <w:r>
@@ -1968,10 +1958,6 @@
       </w:pPr>
       <w:bookmarkStart w:id="12" w:name="_Toc242180916"/>
       <w:r>
-        <w:rPr>
-          <w:b/>
-          <w:bCs/>
-        </w:rPr>
         <w:t>UI Interakció</w:t>
       </w:r>
       <w:r>
@@ -2124,10 +2110,6 @@
       </w:pPr>
       <w:bookmarkStart w:id="13" w:name="_Toc242180917"/>
       <w:r>
-        <w:rPr>
-          <w:b/>
-          <w:bCs/>
-        </w:rPr>
         <w:t>Bemenet</w:t>
       </w:r>
       <w:r>
@@ -2165,10 +2147,6 @@
       </w:pPr>
       <w:bookmarkStart w:id="14" w:name="_Toc242180918"/>
       <w:r>
-        <w:rPr>
-          <w:b/>
-          <w:bCs/>
-        </w:rPr>
         <w:t>Kimenet</w:t>
       </w:r>
       <w:r>
@@ -2205,10 +2183,6 @@
       </w:pPr>
       <w:bookmarkStart w:id="15" w:name="_Toc242180919"/>
       <w:r>
-        <w:rPr>
-          <w:b/>
-          <w:bCs/>
-        </w:rPr>
         <w:t>UI kimenet</w:t>
       </w:r>
       <w:r>
@@ -2245,10 +2219,6 @@
       </w:pPr>
       <w:bookmarkStart w:id="16" w:name="_Toc242180920"/>
       <w:r>
-        <w:rPr>
-          <w:b/>
-          <w:bCs/>
-        </w:rPr>
         <w:t>Eljárás</w:t>
       </w:r>
       <w:r>
